--- a/Arbeitsjournal/2025/Arbeitsjournal Vorlage.docx
+++ b/Arbeitsjournal/2025/Arbeitsjournal Vorlage.docx
@@ -1,6 +1,6 @@
 
 <file path=word/document.xml><?xml version="1.0" encoding="utf-8"?>
-<w:document xmlns:wpc="http://schemas.microsoft.com/office/word/2010/wordprocessingCanvas" xmlns:cx="http://schemas.microsoft.com/office/drawing/2014/chartex" xmlns:cx1="http://schemas.microsoft.com/office/drawing/2015/9/8/chartex" xmlns:cx2="http://schemas.microsoft.com/office/drawing/2015/10/21/chartex" xmlns:cx3="http://schemas.microsoft.com/office/drawing/2016/5/9/chartex" xmlns:cx4="http://schemas.microsoft.com/office/drawing/2016/5/10/chartex" xmlns:cx5="http://schemas.microsoft.com/office/drawing/2016/5/11/chartex" xmlns:cx6="http://schemas.microsoft.com/office/drawing/2016/5/12/chartex" xmlns:cx7="http://schemas.microsoft.com/office/drawing/2016/5/13/chartex" xmlns:cx8="http://schemas.microsoft.com/office/drawing/2016/5/14/chartex" xmlns:mc="http://schemas.openxmlformats.org/markup-compatibility/2006" xmlns:aink="http://schemas.microsoft.com/office/drawing/2016/ink" xmlns:am3d="http://schemas.microsoft.com/office/drawing/2017/model3d" xmlns:o="urn:schemas-microsoft-com:office:office" xmlns:oel="http://schemas.microsoft.com/office/2019/extlst" xmlns:r="http://schemas.openxmlformats.org/officeDocument/2006/relationships" xmlns:m="http://schemas.openxmlformats.org/officeDocument/2006/math" xmlns:v="urn:schemas-microsoft-com:vml" xmlns:wp14="http://schemas.microsoft.com/office/word/2010/wordprocessingDrawing" xmlns:wp="http://schemas.openxmlformats.org/drawingml/2006/wordprocessingDrawing" xmlns:w10="urn:schemas-microsoft-com:office:word" xmlns:w="http://schemas.openxmlformats.org/wordprocessingml/2006/main" xmlns:w14="http://schemas.microsoft.com/office/word/2010/wordml" xmlns:w15="http://schemas.microsoft.com/office/word/2012/wordml" xmlns:w16cex="http://schemas.microsoft.com/office/word/2018/wordml/cex" xmlns:w16cid="http://schemas.microsoft.com/office/word/2016/wordml/cid" xmlns:w16="http://schemas.microsoft.com/office/word/2018/wordml" xmlns:w16du="http://schemas.microsoft.com/office/word/2023/wordml/word16du" xmlns:w16sdtdh="http://schemas.microsoft.com/office/word/2020/wordml/sdtdatahash" xmlns:w16se="http://schemas.microsoft.com/office/word/2015/wordml/symex" xmlns:wpg="http://schemas.microsoft.com/office/word/2010/wordprocessingGroup" xmlns:wpi="http://schemas.microsoft.com/office/word/2010/wordprocessingInk" xmlns:wne="http://schemas.microsoft.com/office/word/2006/wordml" xmlns:wps="http://schemas.microsoft.com/office/word/2010/wordprocessingShape" mc:Ignorable="w14 w15 w16se w16cid w16 w16cex w16sdtdh w16du wp14">
+<w:document xmlns:wpc="http://schemas.microsoft.com/office/word/2010/wordprocessingCanvas" xmlns:cx="http://schemas.microsoft.com/office/drawing/2014/chartex" xmlns:cx1="http://schemas.microsoft.com/office/drawing/2015/9/8/chartex" xmlns:cx2="http://schemas.microsoft.com/office/drawing/2015/10/21/chartex" xmlns:cx3="http://schemas.microsoft.com/office/drawing/2016/5/9/chartex" xmlns:cx4="http://schemas.microsoft.com/office/drawing/2016/5/10/chartex" xmlns:cx5="http://schemas.microsoft.com/office/drawing/2016/5/11/chartex" xmlns:cx6="http://schemas.microsoft.com/office/drawing/2016/5/12/chartex" xmlns:cx7="http://schemas.microsoft.com/office/drawing/2016/5/13/chartex" xmlns:cx8="http://schemas.microsoft.com/office/drawing/2016/5/14/chartex" xmlns:mc="http://schemas.openxmlformats.org/markup-compatibility/2006" xmlns:aink="http://schemas.microsoft.com/office/drawing/2016/ink" xmlns:am3d="http://schemas.microsoft.com/office/drawing/2017/model3d" xmlns:o="urn:schemas-microsoft-com:office:office" xmlns:oel="http://schemas.microsoft.com/office/2019/extlst" xmlns:r="http://schemas.openxmlformats.org/officeDocument/2006/relationships" xmlns:m="http://schemas.openxmlformats.org/officeDocument/2006/math" xmlns:v="urn:schemas-microsoft-com:vml" xmlns:wp14="http://schemas.microsoft.com/office/word/2010/wordprocessingDrawing" xmlns:wp="http://schemas.openxmlformats.org/drawingml/2006/wordprocessingDrawing" xmlns:w10="urn:schemas-microsoft-com:office:word" xmlns:w="http://schemas.openxmlformats.org/wordprocessingml/2006/main" xmlns:w14="http://schemas.microsoft.com/office/word/2010/wordml" xmlns:w15="http://schemas.microsoft.com/office/word/2012/wordml" xmlns:w16cex="http://schemas.microsoft.com/office/word/2018/wordml/cex" xmlns:w16cid="http://schemas.microsoft.com/office/word/2016/wordml/cid" xmlns:w16="http://schemas.microsoft.com/office/word/2018/wordml" xmlns:w16du="http://schemas.microsoft.com/office/word/2023/wordml/word16du" xmlns:w16sdtdh="http://schemas.microsoft.com/office/word/2020/wordml/sdtdatahash" xmlns:w16sdtfl="http://schemas.microsoft.com/office/word/2024/wordml/sdtformatlock" xmlns:w16se="http://schemas.microsoft.com/office/word/2015/wordml/symex" xmlns:wpg="http://schemas.microsoft.com/office/word/2010/wordprocessingGroup" xmlns:wpi="http://schemas.microsoft.com/office/word/2010/wordprocessingInk" xmlns:wne="http://schemas.microsoft.com/office/word/2006/wordml" xmlns:wps="http://schemas.microsoft.com/office/word/2010/wordprocessingShape" mc:Ignorable="w14 w15 w16se w16cid w16 w16cex w16sdtdh w16sdtfl w16du wp14">
   <w:body>
     <w:sdt>
       <w:sdtPr>
@@ -884,11 +884,7 @@
               </mc:Choice>
               <mc:Fallback>
                 <w:pict>
-                  <v:shapetype w14:anchorId="41B22792" id="_x0000_t202" coordsize="21600,21600" o:spt="202" path="m,l,21600r21600,l21600,xe">
-                    <v:stroke joinstyle="miter"/>
-                    <v:path gradientshapeok="t" o:connecttype="rect"/>
-                  </v:shapetype>
-                  <v:shape id="_x0000_s1031" type="#_x0000_t202" style="position:absolute;margin-left:0;margin-top:.8pt;width:2in;height:2in;z-index:251664384;visibility:visible;mso-wrap-style:none;mso-wrap-distance-left:9pt;mso-wrap-distance-top:0;mso-wrap-distance-right:9pt;mso-wrap-distance-bottom:0;mso-position-horizontal:center;mso-position-horizontal-relative:margin;mso-position-vertical:absolute;mso-position-vertical-relative:text;v-text-anchor:top" o:gfxdata="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" filled="f" stroked="f">
+                  <v:shape w14:anchorId="41B22792" id="_x0000_s1031" type="#_x0000_t202" style="position:absolute;margin-left:0;margin-top:.8pt;width:2in;height:2in;z-index:251664384;visibility:visible;mso-wrap-style:none;mso-wrap-distance-left:9pt;mso-wrap-distance-top:0;mso-wrap-distance-right:9pt;mso-wrap-distance-bottom:0;mso-position-horizontal:center;mso-position-horizontal-relative:margin;mso-position-vertical:absolute;mso-position-vertical-relative:text;v-text-anchor:top" o:gfxdata="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" filled="f" stroked="f">
                     <v:textbox style="mso-fit-shape-to-text:t">
                       <w:txbxContent>
                         <w:p>
@@ -993,6 +989,9 @@
             <w:shd w:val="clear" w:color="auto" w:fill="B4C6E7" w:themeFill="accent1" w:themeFillTint="66"/>
           </w:tcPr>
           <w:p>
+            <w:pPr>
+              <w:jc w:val="center"/>
+            </w:pPr>
             <w:bookmarkStart w:id="1" w:name="_Hlk145339232"/>
             <w:bookmarkEnd w:id="0"/>
             <w:r>
@@ -1000,14 +999,17 @@
             </w:r>
           </w:p>
           <w:p>
+            <w:pPr>
+              <w:jc w:val="center"/>
+            </w:pPr>
             <w:r>
               <w:t>Datum</w:t>
             </w:r>
           </w:p>
           <w:p>
-            <w:r>
-              <w:t xml:space="preserve">     </w:t>
-            </w:r>
+            <w:pPr>
+              <w:jc w:val="center"/>
+            </w:pPr>
             <w:r>
               <w:t>TBZ</w:t>
             </w:r>
@@ -1019,17 +1021,17 @@
           </w:tcPr>
           <w:p>
             <w:r>
-              <w:t>Eng</w:t>
-            </w:r>
-          </w:p>
-          <w:p>
-            <w:r>
-              <w:t>Mat</w:t>
-            </w:r>
-          </w:p>
-          <w:p>
-            <w:r>
               <w:t>ABU</w:t>
+            </w:r>
+          </w:p>
+          <w:p>
+            <w:r>
+              <w:t>MA</w:t>
+            </w:r>
+          </w:p>
+          <w:p>
+            <w:r>
+              <w:t>ENG</w:t>
             </w:r>
           </w:p>
           <w:p>
@@ -1057,6 +1059,14 @@
               <w:jc w:val="right"/>
             </w:pPr>
             <w:r>
+              <w:t>135</w:t>
+            </w:r>
+          </w:p>
+          <w:p>
+            <w:pPr>
+              <w:jc w:val="right"/>
+            </w:pPr>
+            <w:r>
               <w:t>90</w:t>
             </w:r>
           </w:p>
@@ -1066,17 +1076,6 @@
             </w:pPr>
             <w:r>
               <w:t>90</w:t>
-            </w:r>
-          </w:p>
-          <w:p>
-            <w:pPr>
-              <w:jc w:val="right"/>
-            </w:pPr>
-            <w:r>
-              <w:t>1</w:t>
-            </w:r>
-            <w:r>
-              <w:t>80</w:t>
             </w:r>
           </w:p>
           <w:p>
@@ -1092,7 +1091,7 @@
                 <w:b/>
                 <w:bCs/>
               </w:rPr>
-              <w:t>360</w:t>
+              <w:t>315</w:t>
             </w:r>
           </w:p>
         </w:tc>
@@ -1105,19 +1104,25 @@
             <w:shd w:val="clear" w:color="auto" w:fill="B4C6E7" w:themeFill="accent1" w:themeFillTint="66"/>
           </w:tcPr>
           <w:p>
+            <w:pPr>
+              <w:jc w:val="center"/>
+            </w:pPr>
             <w:r>
               <w:t>Dienstag</w:t>
             </w:r>
           </w:p>
           <w:p>
+            <w:pPr>
+              <w:jc w:val="center"/>
+            </w:pPr>
             <w:r>
               <w:t>Datum</w:t>
             </w:r>
           </w:p>
           <w:p>
-            <w:r>
-              <w:t xml:space="preserve">     </w:t>
-            </w:r>
+            <w:pPr>
+              <w:jc w:val="center"/>
+            </w:pPr>
             <w:r>
               <w:t>TBZ</w:t>
             </w:r>
@@ -1132,7 +1137,7 @@
               <w:t xml:space="preserve">Modul </w:t>
             </w:r>
             <w:r>
-              <w:t>319</w:t>
+              <w:t>346</w:t>
             </w:r>
           </w:p>
           <w:p>
@@ -1143,7 +1148,7 @@
               <w:t xml:space="preserve"> </w:t>
             </w:r>
             <w:r>
-              <w:t>231</w:t>
+              <w:t>320</w:t>
             </w:r>
             <w:r>
               <w:br/>
@@ -1205,18 +1210,27 @@
             <w:shd w:val="clear" w:color="auto" w:fill="B4C6E7" w:themeFill="accent1" w:themeFillTint="66"/>
           </w:tcPr>
           <w:p>
+            <w:pPr>
+              <w:jc w:val="center"/>
+            </w:pPr>
             <w:r>
               <w:t>Mittwoch</w:t>
             </w:r>
           </w:p>
           <w:p>
+            <w:pPr>
+              <w:jc w:val="center"/>
+            </w:pPr>
             <w:r>
               <w:t>Datum</w:t>
             </w:r>
           </w:p>
           <w:p>
-            <w:r>
-              <w:t xml:space="preserve">     NY</w:t>
+            <w:pPr>
+              <w:jc w:val="center"/>
+            </w:pPr>
+            <w:r>
+              <w:t>NY</w:t>
             </w:r>
           </w:p>
         </w:tc>
@@ -1275,18 +1289,27 @@
             <w:shd w:val="clear" w:color="auto" w:fill="B4C6E7" w:themeFill="accent1" w:themeFillTint="66"/>
           </w:tcPr>
           <w:p>
+            <w:pPr>
+              <w:jc w:val="center"/>
+            </w:pPr>
             <w:r>
               <w:t>Donnerstag</w:t>
             </w:r>
           </w:p>
           <w:p>
+            <w:pPr>
+              <w:jc w:val="center"/>
+            </w:pPr>
             <w:r>
               <w:t>Datum</w:t>
             </w:r>
           </w:p>
           <w:p>
-            <w:r>
-              <w:t xml:space="preserve">     NY</w:t>
+            <w:pPr>
+              <w:jc w:val="center"/>
+            </w:pPr>
+            <w:r>
+              <w:t>NY</w:t>
             </w:r>
           </w:p>
         </w:tc>
@@ -1345,18 +1368,27 @@
             <w:shd w:val="clear" w:color="auto" w:fill="B4C6E7" w:themeFill="accent1" w:themeFillTint="66"/>
           </w:tcPr>
           <w:p>
+            <w:pPr>
+              <w:jc w:val="center"/>
+            </w:pPr>
             <w:r>
               <w:t>Freitag</w:t>
             </w:r>
           </w:p>
           <w:p>
+            <w:pPr>
+              <w:jc w:val="center"/>
+            </w:pPr>
             <w:r>
               <w:t>Datum</w:t>
             </w:r>
           </w:p>
           <w:p>
-            <w:r>
-              <w:t xml:space="preserve">     NY</w:t>
+            <w:pPr>
+              <w:jc w:val="center"/>
+            </w:pPr>
+            <w:r>
+              <w:t>NY</w:t>
             </w:r>
           </w:p>
         </w:tc>
@@ -1433,6 +1465,38 @@
     <w:p>
       <w:pPr>
         <w:rPr>
+          <w:sz w:val="44"/>
+          <w:szCs w:val="44"/>
+        </w:rPr>
+      </w:pPr>
+    </w:p>
+    <w:p>
+      <w:pPr>
+        <w:rPr>
+          <w:sz w:val="44"/>
+          <w:szCs w:val="44"/>
+        </w:rPr>
+      </w:pPr>
+    </w:p>
+    <w:p>
+      <w:pPr>
+        <w:rPr>
+          <w:sz w:val="44"/>
+          <w:szCs w:val="44"/>
+        </w:rPr>
+      </w:pPr>
+    </w:p>
+    <w:p>
+      <w:pPr>
+        <w:rPr>
+          <w:sz w:val="44"/>
+          <w:szCs w:val="44"/>
+        </w:rPr>
+      </w:pPr>
+    </w:p>
+    <w:p>
+      <w:pPr>
+        <w:rPr>
           <w:color w:val="8EAADB" w:themeColor="accent1" w:themeTint="99"/>
           <w:sz w:val="44"/>
           <w:szCs w:val="44"/>
@@ -1446,6 +1510,7 @@
           <w:szCs w:val="44"/>
           <w:u w:val="single"/>
         </w:rPr>
+        <w:lastRenderedPageBreak/>
         <w:t>Wochenrückblick</w:t>
       </w:r>
     </w:p>
@@ -1505,7 +1570,14 @@
         <w:t>Stimmung der Woche</w:t>
       </w:r>
     </w:p>
-    <w:p/>
+    <w:p>
+      <w:r>
+        <w:t xml:space="preserve">Mir geht es gut. Alles gut mit Kollegen. </w:t>
+      </w:r>
+      <w:r>
+        <w:sym w:font="Wingdings" w:char="F04A"/>
+      </w:r>
+    </w:p>
     <w:p/>
     <w:p>
       <w:pPr>
@@ -1531,7 +1603,7 @@
 </file>
 
 <file path=word/endnotes.xml><?xml version="1.0" encoding="utf-8"?>
-<w:endnotes xmlns:wpc="http://schemas.microsoft.com/office/word/2010/wordprocessingCanvas" xmlns:cx="http://schemas.microsoft.com/office/drawing/2014/chartex" xmlns:cx1="http://schemas.microsoft.com/office/drawing/2015/9/8/chartex" xmlns:cx2="http://schemas.microsoft.com/office/drawing/2015/10/21/chartex" xmlns:cx3="http://schemas.microsoft.com/office/drawing/2016/5/9/chartex" xmlns:cx4="http://schemas.microsoft.com/office/drawing/2016/5/10/chartex" xmlns:cx5="http://schemas.microsoft.com/office/drawing/2016/5/11/chartex" xmlns:cx6="http://schemas.microsoft.com/office/drawing/2016/5/12/chartex" xmlns:cx7="http://schemas.microsoft.com/office/drawing/2016/5/13/chartex" xmlns:cx8="http://schemas.microsoft.com/office/drawing/2016/5/14/chartex" xmlns:mc="http://schemas.openxmlformats.org/markup-compatibility/2006" xmlns:aink="http://schemas.microsoft.com/office/drawing/2016/ink" xmlns:am3d="http://schemas.microsoft.com/office/drawing/2017/model3d" xmlns:o="urn:schemas-microsoft-com:office:office" xmlns:oel="http://schemas.microsoft.com/office/2019/extlst" xmlns:r="http://schemas.openxmlformats.org/officeDocument/2006/relationships" xmlns:m="http://schemas.openxmlformats.org/officeDocument/2006/math" xmlns:v="urn:schemas-microsoft-com:vml" xmlns:wp14="http://schemas.microsoft.com/office/word/2010/wordprocessingDrawing" xmlns:wp="http://schemas.openxmlformats.org/drawingml/2006/wordprocessingDrawing" xmlns:w10="urn:schemas-microsoft-com:office:word" xmlns:w="http://schemas.openxmlformats.org/wordprocessingml/2006/main" xmlns:w14="http://schemas.microsoft.com/office/word/2010/wordml" xmlns:w15="http://schemas.microsoft.com/office/word/2012/wordml" xmlns:w16cex="http://schemas.microsoft.com/office/word/2018/wordml/cex" xmlns:w16cid="http://schemas.microsoft.com/office/word/2016/wordml/cid" xmlns:w16="http://schemas.microsoft.com/office/word/2018/wordml" xmlns:w16du="http://schemas.microsoft.com/office/word/2023/wordml/word16du" xmlns:w16sdtdh="http://schemas.microsoft.com/office/word/2020/wordml/sdtdatahash" xmlns:w16se="http://schemas.microsoft.com/office/word/2015/wordml/symex" xmlns:wpg="http://schemas.microsoft.com/office/word/2010/wordprocessingGroup" xmlns:wpi="http://schemas.microsoft.com/office/word/2010/wordprocessingInk" xmlns:wne="http://schemas.microsoft.com/office/word/2006/wordml" xmlns:wps="http://schemas.microsoft.com/office/word/2010/wordprocessingShape" mc:Ignorable="w14 w15 w16se w16cid w16 w16cex w16sdtdh w16du wp14">
+<w:endnotes xmlns:wpc="http://schemas.microsoft.com/office/word/2010/wordprocessingCanvas" xmlns:cx="http://schemas.microsoft.com/office/drawing/2014/chartex" xmlns:cx1="http://schemas.microsoft.com/office/drawing/2015/9/8/chartex" xmlns:cx2="http://schemas.microsoft.com/office/drawing/2015/10/21/chartex" xmlns:cx3="http://schemas.microsoft.com/office/drawing/2016/5/9/chartex" xmlns:cx4="http://schemas.microsoft.com/office/drawing/2016/5/10/chartex" xmlns:cx5="http://schemas.microsoft.com/office/drawing/2016/5/11/chartex" xmlns:cx6="http://schemas.microsoft.com/office/drawing/2016/5/12/chartex" xmlns:cx7="http://schemas.microsoft.com/office/drawing/2016/5/13/chartex" xmlns:cx8="http://schemas.microsoft.com/office/drawing/2016/5/14/chartex" xmlns:mc="http://schemas.openxmlformats.org/markup-compatibility/2006" xmlns:aink="http://schemas.microsoft.com/office/drawing/2016/ink" xmlns:am3d="http://schemas.microsoft.com/office/drawing/2017/model3d" xmlns:o="urn:schemas-microsoft-com:office:office" xmlns:oel="http://schemas.microsoft.com/office/2019/extlst" xmlns:r="http://schemas.openxmlformats.org/officeDocument/2006/relationships" xmlns:m="http://schemas.openxmlformats.org/officeDocument/2006/math" xmlns:v="urn:schemas-microsoft-com:vml" xmlns:wp14="http://schemas.microsoft.com/office/word/2010/wordprocessingDrawing" xmlns:wp="http://schemas.openxmlformats.org/drawingml/2006/wordprocessingDrawing" xmlns:w10="urn:schemas-microsoft-com:office:word" xmlns:w="http://schemas.openxmlformats.org/wordprocessingml/2006/main" xmlns:w14="http://schemas.microsoft.com/office/word/2010/wordml" xmlns:w15="http://schemas.microsoft.com/office/word/2012/wordml" xmlns:w16cex="http://schemas.microsoft.com/office/word/2018/wordml/cex" xmlns:w16cid="http://schemas.microsoft.com/office/word/2016/wordml/cid" xmlns:w16="http://schemas.microsoft.com/office/word/2018/wordml" xmlns:w16du="http://schemas.microsoft.com/office/word/2023/wordml/word16du" xmlns:w16sdtdh="http://schemas.microsoft.com/office/word/2020/wordml/sdtdatahash" xmlns:w16sdtfl="http://schemas.microsoft.com/office/word/2024/wordml/sdtformatlock" xmlns:w16se="http://schemas.microsoft.com/office/word/2015/wordml/symex" xmlns:wpg="http://schemas.microsoft.com/office/word/2010/wordprocessingGroup" xmlns:wpi="http://schemas.microsoft.com/office/word/2010/wordprocessingInk" xmlns:wne="http://schemas.microsoft.com/office/word/2006/wordml" xmlns:wps="http://schemas.microsoft.com/office/word/2010/wordprocessingShape" mc:Ignorable="w14 w15 w16se w16cid w16 w16cex w16sdtdh w16sdtfl w16du wp14">
   <w:endnote w:type="separator" w:id="-1">
     <w:p>
       <w:pPr>
@@ -1556,7 +1628,7 @@
 </file>
 
 <file path=word/footer1.xml><?xml version="1.0" encoding="utf-8"?>
-<w:ftr xmlns:wpc="http://schemas.microsoft.com/office/word/2010/wordprocessingCanvas" xmlns:cx="http://schemas.microsoft.com/office/drawing/2014/chartex" xmlns:cx1="http://schemas.microsoft.com/office/drawing/2015/9/8/chartex" xmlns:cx2="http://schemas.microsoft.com/office/drawing/2015/10/21/chartex" xmlns:cx3="http://schemas.microsoft.com/office/drawing/2016/5/9/chartex" xmlns:cx4="http://schemas.microsoft.com/office/drawing/2016/5/10/chartex" xmlns:cx5="http://schemas.microsoft.com/office/drawing/2016/5/11/chartex" xmlns:cx6="http://schemas.microsoft.com/office/drawing/2016/5/12/chartex" xmlns:cx7="http://schemas.microsoft.com/office/drawing/2016/5/13/chartex" xmlns:cx8="http://schemas.microsoft.com/office/drawing/2016/5/14/chartex" xmlns:mc="http://schemas.openxmlformats.org/markup-compatibility/2006" xmlns:aink="http://schemas.microsoft.com/office/drawing/2016/ink" xmlns:am3d="http://schemas.microsoft.com/office/drawing/2017/model3d" xmlns:o="urn:schemas-microsoft-com:office:office" xmlns:oel="http://schemas.microsoft.com/office/2019/extlst" xmlns:r="http://schemas.openxmlformats.org/officeDocument/2006/relationships" xmlns:m="http://schemas.openxmlformats.org/officeDocument/2006/math" xmlns:v="urn:schemas-microsoft-com:vml" xmlns:wp14="http://schemas.microsoft.com/office/word/2010/wordprocessingDrawing" xmlns:wp="http://schemas.openxmlformats.org/drawingml/2006/wordprocessingDrawing" xmlns:w10="urn:schemas-microsoft-com:office:word" xmlns:w="http://schemas.openxmlformats.org/wordprocessingml/2006/main" xmlns:w14="http://schemas.microsoft.com/office/word/2010/wordml" xmlns:w15="http://schemas.microsoft.com/office/word/2012/wordml" xmlns:w16cex="http://schemas.microsoft.com/office/word/2018/wordml/cex" xmlns:w16cid="http://schemas.microsoft.com/office/word/2016/wordml/cid" xmlns:w16="http://schemas.microsoft.com/office/word/2018/wordml" xmlns:w16du="http://schemas.microsoft.com/office/word/2023/wordml/word16du" xmlns:w16sdtdh="http://schemas.microsoft.com/office/word/2020/wordml/sdtdatahash" xmlns:w16se="http://schemas.microsoft.com/office/word/2015/wordml/symex" xmlns:wpg="http://schemas.microsoft.com/office/word/2010/wordprocessingGroup" xmlns:wpi="http://schemas.microsoft.com/office/word/2010/wordprocessingInk" xmlns:wne="http://schemas.microsoft.com/office/word/2006/wordml" xmlns:wps="http://schemas.microsoft.com/office/word/2010/wordprocessingShape" mc:Ignorable="w14 w15 w16se w16cid w16 w16cex w16sdtdh w16du wp14">
+<w:ftr xmlns:wpc="http://schemas.microsoft.com/office/word/2010/wordprocessingCanvas" xmlns:cx="http://schemas.microsoft.com/office/drawing/2014/chartex" xmlns:cx1="http://schemas.microsoft.com/office/drawing/2015/9/8/chartex" xmlns:cx2="http://schemas.microsoft.com/office/drawing/2015/10/21/chartex" xmlns:cx3="http://schemas.microsoft.com/office/drawing/2016/5/9/chartex" xmlns:cx4="http://schemas.microsoft.com/office/drawing/2016/5/10/chartex" xmlns:cx5="http://schemas.microsoft.com/office/drawing/2016/5/11/chartex" xmlns:cx6="http://schemas.microsoft.com/office/drawing/2016/5/12/chartex" xmlns:cx7="http://schemas.microsoft.com/office/drawing/2016/5/13/chartex" xmlns:cx8="http://schemas.microsoft.com/office/drawing/2016/5/14/chartex" xmlns:mc="http://schemas.openxmlformats.org/markup-compatibility/2006" xmlns:aink="http://schemas.microsoft.com/office/drawing/2016/ink" xmlns:am3d="http://schemas.microsoft.com/office/drawing/2017/model3d" xmlns:o="urn:schemas-microsoft-com:office:office" xmlns:oel="http://schemas.microsoft.com/office/2019/extlst" xmlns:r="http://schemas.openxmlformats.org/officeDocument/2006/relationships" xmlns:m="http://schemas.openxmlformats.org/officeDocument/2006/math" xmlns:v="urn:schemas-microsoft-com:vml" xmlns:wp14="http://schemas.microsoft.com/office/word/2010/wordprocessingDrawing" xmlns:wp="http://schemas.openxmlformats.org/drawingml/2006/wordprocessingDrawing" xmlns:w10="urn:schemas-microsoft-com:office:word" xmlns:w="http://schemas.openxmlformats.org/wordprocessingml/2006/main" xmlns:w14="http://schemas.microsoft.com/office/word/2010/wordml" xmlns:w15="http://schemas.microsoft.com/office/word/2012/wordml" xmlns:w16cex="http://schemas.microsoft.com/office/word/2018/wordml/cex" xmlns:w16cid="http://schemas.microsoft.com/office/word/2016/wordml/cid" xmlns:w16="http://schemas.microsoft.com/office/word/2018/wordml" xmlns:w16du="http://schemas.microsoft.com/office/word/2023/wordml/word16du" xmlns:w16sdtdh="http://schemas.microsoft.com/office/word/2020/wordml/sdtdatahash" xmlns:w16sdtfl="http://schemas.microsoft.com/office/word/2024/wordml/sdtformatlock" xmlns:w16se="http://schemas.microsoft.com/office/word/2015/wordml/symex" xmlns:wpg="http://schemas.microsoft.com/office/word/2010/wordprocessingGroup" xmlns:wpi="http://schemas.microsoft.com/office/word/2010/wordprocessingInk" xmlns:wne="http://schemas.microsoft.com/office/word/2006/wordml" xmlns:wps="http://schemas.microsoft.com/office/word/2010/wordprocessingShape" mc:Ignorable="w14 w15 w16se w16cid w16 w16cex w16sdtdh w16sdtfl w16du wp14">
   <w:p>
     <w:pPr>
       <w:pStyle w:val="Footer"/>
@@ -1566,7 +1638,7 @@
 </file>
 
 <file path=word/footer2.xml><?xml version="1.0" encoding="utf-8"?>
-<w:ftr xmlns:wpc="http://schemas.microsoft.com/office/word/2010/wordprocessingCanvas" xmlns:cx="http://schemas.microsoft.com/office/drawing/2014/chartex" xmlns:cx1="http://schemas.microsoft.com/office/drawing/2015/9/8/chartex" xmlns:cx2="http://schemas.microsoft.com/office/drawing/2015/10/21/chartex" xmlns:cx3="http://schemas.microsoft.com/office/drawing/2016/5/9/chartex" xmlns:cx4="http://schemas.microsoft.com/office/drawing/2016/5/10/chartex" xmlns:cx5="http://schemas.microsoft.com/office/drawing/2016/5/11/chartex" xmlns:cx6="http://schemas.microsoft.com/office/drawing/2016/5/12/chartex" xmlns:cx7="http://schemas.microsoft.com/office/drawing/2016/5/13/chartex" xmlns:cx8="http://schemas.microsoft.com/office/drawing/2016/5/14/chartex" xmlns:mc="http://schemas.openxmlformats.org/markup-compatibility/2006" xmlns:aink="http://schemas.microsoft.com/office/drawing/2016/ink" xmlns:am3d="http://schemas.microsoft.com/office/drawing/2017/model3d" xmlns:o="urn:schemas-microsoft-com:office:office" xmlns:oel="http://schemas.microsoft.com/office/2019/extlst" xmlns:r="http://schemas.openxmlformats.org/officeDocument/2006/relationships" xmlns:m="http://schemas.openxmlformats.org/officeDocument/2006/math" xmlns:v="urn:schemas-microsoft-com:vml" xmlns:wp14="http://schemas.microsoft.com/office/word/2010/wordprocessingDrawing" xmlns:wp="http://schemas.openxmlformats.org/drawingml/2006/wordprocessingDrawing" xmlns:w10="urn:schemas-microsoft-com:office:word" xmlns:w="http://schemas.openxmlformats.org/wordprocessingml/2006/main" xmlns:w14="http://schemas.microsoft.com/office/word/2010/wordml" xmlns:w15="http://schemas.microsoft.com/office/word/2012/wordml" xmlns:w16cex="http://schemas.microsoft.com/office/word/2018/wordml/cex" xmlns:w16cid="http://schemas.microsoft.com/office/word/2016/wordml/cid" xmlns:w16="http://schemas.microsoft.com/office/word/2018/wordml" xmlns:w16du="http://schemas.microsoft.com/office/word/2023/wordml/word16du" xmlns:w16sdtdh="http://schemas.microsoft.com/office/word/2020/wordml/sdtdatahash" xmlns:w16se="http://schemas.microsoft.com/office/word/2015/wordml/symex" xmlns:wpg="http://schemas.microsoft.com/office/word/2010/wordprocessingGroup" xmlns:wpi="http://schemas.microsoft.com/office/word/2010/wordprocessingInk" xmlns:wne="http://schemas.microsoft.com/office/word/2006/wordml" xmlns:wps="http://schemas.microsoft.com/office/word/2010/wordprocessingShape" mc:Ignorable="w14 w15 w16se w16cid w16 w16cex w16sdtdh w16du wp14">
+<w:ftr xmlns:wpc="http://schemas.microsoft.com/office/word/2010/wordprocessingCanvas" xmlns:cx="http://schemas.microsoft.com/office/drawing/2014/chartex" xmlns:cx1="http://schemas.microsoft.com/office/drawing/2015/9/8/chartex" xmlns:cx2="http://schemas.microsoft.com/office/drawing/2015/10/21/chartex" xmlns:cx3="http://schemas.microsoft.com/office/drawing/2016/5/9/chartex" xmlns:cx4="http://schemas.microsoft.com/office/drawing/2016/5/10/chartex" xmlns:cx5="http://schemas.microsoft.com/office/drawing/2016/5/11/chartex" xmlns:cx6="http://schemas.microsoft.com/office/drawing/2016/5/12/chartex" xmlns:cx7="http://schemas.microsoft.com/office/drawing/2016/5/13/chartex" xmlns:cx8="http://schemas.microsoft.com/office/drawing/2016/5/14/chartex" xmlns:mc="http://schemas.openxmlformats.org/markup-compatibility/2006" xmlns:aink="http://schemas.microsoft.com/office/drawing/2016/ink" xmlns:am3d="http://schemas.microsoft.com/office/drawing/2017/model3d" xmlns:o="urn:schemas-microsoft-com:office:office" xmlns:oel="http://schemas.microsoft.com/office/2019/extlst" xmlns:r="http://schemas.openxmlformats.org/officeDocument/2006/relationships" xmlns:m="http://schemas.openxmlformats.org/officeDocument/2006/math" xmlns:v="urn:schemas-microsoft-com:vml" xmlns:wp14="http://schemas.microsoft.com/office/word/2010/wordprocessingDrawing" xmlns:wp="http://schemas.openxmlformats.org/drawingml/2006/wordprocessingDrawing" xmlns:w10="urn:schemas-microsoft-com:office:word" xmlns:w="http://schemas.openxmlformats.org/wordprocessingml/2006/main" xmlns:w14="http://schemas.microsoft.com/office/word/2010/wordml" xmlns:w15="http://schemas.microsoft.com/office/word/2012/wordml" xmlns:w16cex="http://schemas.microsoft.com/office/word/2018/wordml/cex" xmlns:w16cid="http://schemas.microsoft.com/office/word/2016/wordml/cid" xmlns:w16="http://schemas.microsoft.com/office/word/2018/wordml" xmlns:w16du="http://schemas.microsoft.com/office/word/2023/wordml/word16du" xmlns:w16sdtdh="http://schemas.microsoft.com/office/word/2020/wordml/sdtdatahash" xmlns:w16sdtfl="http://schemas.microsoft.com/office/word/2024/wordml/sdtformatlock" xmlns:w16se="http://schemas.microsoft.com/office/word/2015/wordml/symex" xmlns:wpg="http://schemas.microsoft.com/office/word/2010/wordprocessingGroup" xmlns:wpi="http://schemas.microsoft.com/office/word/2010/wordprocessingInk" xmlns:wne="http://schemas.microsoft.com/office/word/2006/wordml" xmlns:wps="http://schemas.microsoft.com/office/word/2010/wordprocessingShape" mc:Ignorable="w14 w15 w16se w16cid w16 w16cex w16sdtdh w16sdtfl w16du wp14">
   <w:sdt>
     <w:sdtPr>
       <w:id w:val="388000417"/>
@@ -1703,7 +1775,7 @@
 </file>
 
 <file path=word/footer3.xml><?xml version="1.0" encoding="utf-8"?>
-<w:ftr xmlns:wpc="http://schemas.microsoft.com/office/word/2010/wordprocessingCanvas" xmlns:cx="http://schemas.microsoft.com/office/drawing/2014/chartex" xmlns:cx1="http://schemas.microsoft.com/office/drawing/2015/9/8/chartex" xmlns:cx2="http://schemas.microsoft.com/office/drawing/2015/10/21/chartex" xmlns:cx3="http://schemas.microsoft.com/office/drawing/2016/5/9/chartex" xmlns:cx4="http://schemas.microsoft.com/office/drawing/2016/5/10/chartex" xmlns:cx5="http://schemas.microsoft.com/office/drawing/2016/5/11/chartex" xmlns:cx6="http://schemas.microsoft.com/office/drawing/2016/5/12/chartex" xmlns:cx7="http://schemas.microsoft.com/office/drawing/2016/5/13/chartex" xmlns:cx8="http://schemas.microsoft.com/office/drawing/2016/5/14/chartex" xmlns:mc="http://schemas.openxmlformats.org/markup-compatibility/2006" xmlns:aink="http://schemas.microsoft.com/office/drawing/2016/ink" xmlns:am3d="http://schemas.microsoft.com/office/drawing/2017/model3d" xmlns:o="urn:schemas-microsoft-com:office:office" xmlns:oel="http://schemas.microsoft.com/office/2019/extlst" xmlns:r="http://schemas.openxmlformats.org/officeDocument/2006/relationships" xmlns:m="http://schemas.openxmlformats.org/officeDocument/2006/math" xmlns:v="urn:schemas-microsoft-com:vml" xmlns:wp14="http://schemas.microsoft.com/office/word/2010/wordprocessingDrawing" xmlns:wp="http://schemas.openxmlformats.org/drawingml/2006/wordprocessingDrawing" xmlns:w10="urn:schemas-microsoft-com:office:word" xmlns:w="http://schemas.openxmlformats.org/wordprocessingml/2006/main" xmlns:w14="http://schemas.microsoft.com/office/word/2010/wordml" xmlns:w15="http://schemas.microsoft.com/office/word/2012/wordml" xmlns:w16cex="http://schemas.microsoft.com/office/word/2018/wordml/cex" xmlns:w16cid="http://schemas.microsoft.com/office/word/2016/wordml/cid" xmlns:w16="http://schemas.microsoft.com/office/word/2018/wordml" xmlns:w16du="http://schemas.microsoft.com/office/word/2023/wordml/word16du" xmlns:w16sdtdh="http://schemas.microsoft.com/office/word/2020/wordml/sdtdatahash" xmlns:w16se="http://schemas.microsoft.com/office/word/2015/wordml/symex" xmlns:wpg="http://schemas.microsoft.com/office/word/2010/wordprocessingGroup" xmlns:wpi="http://schemas.microsoft.com/office/word/2010/wordprocessingInk" xmlns:wne="http://schemas.microsoft.com/office/word/2006/wordml" xmlns:wps="http://schemas.microsoft.com/office/word/2010/wordprocessingShape" mc:Ignorable="w14 w15 w16se w16cid w16 w16cex w16sdtdh w16du wp14">
+<w:ftr xmlns:wpc="http://schemas.microsoft.com/office/word/2010/wordprocessingCanvas" xmlns:cx="http://schemas.microsoft.com/office/drawing/2014/chartex" xmlns:cx1="http://schemas.microsoft.com/office/drawing/2015/9/8/chartex" xmlns:cx2="http://schemas.microsoft.com/office/drawing/2015/10/21/chartex" xmlns:cx3="http://schemas.microsoft.com/office/drawing/2016/5/9/chartex" xmlns:cx4="http://schemas.microsoft.com/office/drawing/2016/5/10/chartex" xmlns:cx5="http://schemas.microsoft.com/office/drawing/2016/5/11/chartex" xmlns:cx6="http://schemas.microsoft.com/office/drawing/2016/5/12/chartex" xmlns:cx7="http://schemas.microsoft.com/office/drawing/2016/5/13/chartex" xmlns:cx8="http://schemas.microsoft.com/office/drawing/2016/5/14/chartex" xmlns:mc="http://schemas.openxmlformats.org/markup-compatibility/2006" xmlns:aink="http://schemas.microsoft.com/office/drawing/2016/ink" xmlns:am3d="http://schemas.microsoft.com/office/drawing/2017/model3d" xmlns:o="urn:schemas-microsoft-com:office:office" xmlns:oel="http://schemas.microsoft.com/office/2019/extlst" xmlns:r="http://schemas.openxmlformats.org/officeDocument/2006/relationships" xmlns:m="http://schemas.openxmlformats.org/officeDocument/2006/math" xmlns:v="urn:schemas-microsoft-com:vml" xmlns:wp14="http://schemas.microsoft.com/office/word/2010/wordprocessingDrawing" xmlns:wp="http://schemas.openxmlformats.org/drawingml/2006/wordprocessingDrawing" xmlns:w10="urn:schemas-microsoft-com:office:word" xmlns:w="http://schemas.openxmlformats.org/wordprocessingml/2006/main" xmlns:w14="http://schemas.microsoft.com/office/word/2010/wordml" xmlns:w15="http://schemas.microsoft.com/office/word/2012/wordml" xmlns:w16cex="http://schemas.microsoft.com/office/word/2018/wordml/cex" xmlns:w16cid="http://schemas.microsoft.com/office/word/2016/wordml/cid" xmlns:w16="http://schemas.microsoft.com/office/word/2018/wordml" xmlns:w16du="http://schemas.microsoft.com/office/word/2023/wordml/word16du" xmlns:w16sdtdh="http://schemas.microsoft.com/office/word/2020/wordml/sdtdatahash" xmlns:w16sdtfl="http://schemas.microsoft.com/office/word/2024/wordml/sdtformatlock" xmlns:w16se="http://schemas.microsoft.com/office/word/2015/wordml/symex" xmlns:wpg="http://schemas.microsoft.com/office/word/2010/wordprocessingGroup" xmlns:wpi="http://schemas.microsoft.com/office/word/2010/wordprocessingInk" xmlns:wne="http://schemas.microsoft.com/office/word/2006/wordml" xmlns:wps="http://schemas.microsoft.com/office/word/2010/wordprocessingShape" mc:Ignorable="w14 w15 w16se w16cid w16 w16cex w16sdtdh w16sdtfl w16du wp14">
   <w:p>
     <w:pPr>
       <w:pStyle w:val="Footer"/>
@@ -1713,7 +1785,7 @@
 </file>
 
 <file path=word/footnotes.xml><?xml version="1.0" encoding="utf-8"?>
-<w:footnotes xmlns:wpc="http://schemas.microsoft.com/office/word/2010/wordprocessingCanvas" xmlns:cx="http://schemas.microsoft.com/office/drawing/2014/chartex" xmlns:cx1="http://schemas.microsoft.com/office/drawing/2015/9/8/chartex" xmlns:cx2="http://schemas.microsoft.com/office/drawing/2015/10/21/chartex" xmlns:cx3="http://schemas.microsoft.com/office/drawing/2016/5/9/chartex" xmlns:cx4="http://schemas.microsoft.com/office/drawing/2016/5/10/chartex" xmlns:cx5="http://schemas.microsoft.com/office/drawing/2016/5/11/chartex" xmlns:cx6="http://schemas.microsoft.com/office/drawing/2016/5/12/chartex" xmlns:cx7="http://schemas.microsoft.com/office/drawing/2016/5/13/chartex" xmlns:cx8="http://schemas.microsoft.com/office/drawing/2016/5/14/chartex" xmlns:mc="http://schemas.openxmlformats.org/markup-compatibility/2006" xmlns:aink="http://schemas.microsoft.com/office/drawing/2016/ink" xmlns:am3d="http://schemas.microsoft.com/office/drawing/2017/model3d" xmlns:o="urn:schemas-microsoft-com:office:office" xmlns:oel="http://schemas.microsoft.com/office/2019/extlst" xmlns:r="http://schemas.openxmlformats.org/officeDocument/2006/relationships" xmlns:m="http://schemas.openxmlformats.org/officeDocument/2006/math" xmlns:v="urn:schemas-microsoft-com:vml" xmlns:wp14="http://schemas.microsoft.com/office/word/2010/wordprocessingDrawing" xmlns:wp="http://schemas.openxmlformats.org/drawingml/2006/wordprocessingDrawing" xmlns:w10="urn:schemas-microsoft-com:office:word" xmlns:w="http://schemas.openxmlformats.org/wordprocessingml/2006/main" xmlns:w14="http://schemas.microsoft.com/office/word/2010/wordml" xmlns:w15="http://schemas.microsoft.com/office/word/2012/wordml" xmlns:w16cex="http://schemas.microsoft.com/office/word/2018/wordml/cex" xmlns:w16cid="http://schemas.microsoft.com/office/word/2016/wordml/cid" xmlns:w16="http://schemas.microsoft.com/office/word/2018/wordml" xmlns:w16du="http://schemas.microsoft.com/office/word/2023/wordml/word16du" xmlns:w16sdtdh="http://schemas.microsoft.com/office/word/2020/wordml/sdtdatahash" xmlns:w16se="http://schemas.microsoft.com/office/word/2015/wordml/symex" xmlns:wpg="http://schemas.microsoft.com/office/word/2010/wordprocessingGroup" xmlns:wpi="http://schemas.microsoft.com/office/word/2010/wordprocessingInk" xmlns:wne="http://schemas.microsoft.com/office/word/2006/wordml" xmlns:wps="http://schemas.microsoft.com/office/word/2010/wordprocessingShape" mc:Ignorable="w14 w15 w16se w16cid w16 w16cex w16sdtdh w16du wp14">
+<w:footnotes xmlns:wpc="http://schemas.microsoft.com/office/word/2010/wordprocessingCanvas" xmlns:cx="http://schemas.microsoft.com/office/drawing/2014/chartex" xmlns:cx1="http://schemas.microsoft.com/office/drawing/2015/9/8/chartex" xmlns:cx2="http://schemas.microsoft.com/office/drawing/2015/10/21/chartex" xmlns:cx3="http://schemas.microsoft.com/office/drawing/2016/5/9/chartex" xmlns:cx4="http://schemas.microsoft.com/office/drawing/2016/5/10/chartex" xmlns:cx5="http://schemas.microsoft.com/office/drawing/2016/5/11/chartex" xmlns:cx6="http://schemas.microsoft.com/office/drawing/2016/5/12/chartex" xmlns:cx7="http://schemas.microsoft.com/office/drawing/2016/5/13/chartex" xmlns:cx8="http://schemas.microsoft.com/office/drawing/2016/5/14/chartex" xmlns:mc="http://schemas.openxmlformats.org/markup-compatibility/2006" xmlns:aink="http://schemas.microsoft.com/office/drawing/2016/ink" xmlns:am3d="http://schemas.microsoft.com/office/drawing/2017/model3d" xmlns:o="urn:schemas-microsoft-com:office:office" xmlns:oel="http://schemas.microsoft.com/office/2019/extlst" xmlns:r="http://schemas.openxmlformats.org/officeDocument/2006/relationships" xmlns:m="http://schemas.openxmlformats.org/officeDocument/2006/math" xmlns:v="urn:schemas-microsoft-com:vml" xmlns:wp14="http://schemas.microsoft.com/office/word/2010/wordprocessingDrawing" xmlns:wp="http://schemas.openxmlformats.org/drawingml/2006/wordprocessingDrawing" xmlns:w10="urn:schemas-microsoft-com:office:word" xmlns:w="http://schemas.openxmlformats.org/wordprocessingml/2006/main" xmlns:w14="http://schemas.microsoft.com/office/word/2010/wordml" xmlns:w15="http://schemas.microsoft.com/office/word/2012/wordml" xmlns:w16cex="http://schemas.microsoft.com/office/word/2018/wordml/cex" xmlns:w16cid="http://schemas.microsoft.com/office/word/2016/wordml/cid" xmlns:w16="http://schemas.microsoft.com/office/word/2018/wordml" xmlns:w16du="http://schemas.microsoft.com/office/word/2023/wordml/word16du" xmlns:w16sdtdh="http://schemas.microsoft.com/office/word/2020/wordml/sdtdatahash" xmlns:w16sdtfl="http://schemas.microsoft.com/office/word/2024/wordml/sdtformatlock" xmlns:w16se="http://schemas.microsoft.com/office/word/2015/wordml/symex" xmlns:wpg="http://schemas.microsoft.com/office/word/2010/wordprocessingGroup" xmlns:wpi="http://schemas.microsoft.com/office/word/2010/wordprocessingInk" xmlns:wne="http://schemas.microsoft.com/office/word/2006/wordml" xmlns:wps="http://schemas.microsoft.com/office/word/2010/wordprocessingShape" mc:Ignorable="w14 w15 w16se w16cid w16 w16cex w16sdtdh w16sdtfl w16du wp14">
   <w:footnote w:type="separator" w:id="-1">
     <w:p>
       <w:pPr>
@@ -1738,7 +1810,7 @@
 </file>
 
 <file path=word/header1.xml><?xml version="1.0" encoding="utf-8"?>
-<w:hdr xmlns:wpc="http://schemas.microsoft.com/office/word/2010/wordprocessingCanvas" xmlns:cx="http://schemas.microsoft.com/office/drawing/2014/chartex" xmlns:cx1="http://schemas.microsoft.com/office/drawing/2015/9/8/chartex" xmlns:cx2="http://schemas.microsoft.com/office/drawing/2015/10/21/chartex" xmlns:cx3="http://schemas.microsoft.com/office/drawing/2016/5/9/chartex" xmlns:cx4="http://schemas.microsoft.com/office/drawing/2016/5/10/chartex" xmlns:cx5="http://schemas.microsoft.com/office/drawing/2016/5/11/chartex" xmlns:cx6="http://schemas.microsoft.com/office/drawing/2016/5/12/chartex" xmlns:cx7="http://schemas.microsoft.com/office/drawing/2016/5/13/chartex" xmlns:cx8="http://schemas.microsoft.com/office/drawing/2016/5/14/chartex" xmlns:mc="http://schemas.openxmlformats.org/markup-compatibility/2006" xmlns:aink="http://schemas.microsoft.com/office/drawing/2016/ink" xmlns:am3d="http://schemas.microsoft.com/office/drawing/2017/model3d" xmlns:o="urn:schemas-microsoft-com:office:office" xmlns:oel="http://schemas.microsoft.com/office/2019/extlst" xmlns:r="http://schemas.openxmlformats.org/officeDocument/2006/relationships" xmlns:m="http://schemas.openxmlformats.org/officeDocument/2006/math" xmlns:v="urn:schemas-microsoft-com:vml" xmlns:wp14="http://schemas.microsoft.com/office/word/2010/wordprocessingDrawing" xmlns:wp="http://schemas.openxmlformats.org/drawingml/2006/wordprocessingDrawing" xmlns:w10="urn:schemas-microsoft-com:office:word" xmlns:w="http://schemas.openxmlformats.org/wordprocessingml/2006/main" xmlns:w14="http://schemas.microsoft.com/office/word/2010/wordml" xmlns:w15="http://schemas.microsoft.com/office/word/2012/wordml" xmlns:w16cex="http://schemas.microsoft.com/office/word/2018/wordml/cex" xmlns:w16cid="http://schemas.microsoft.com/office/word/2016/wordml/cid" xmlns:w16="http://schemas.microsoft.com/office/word/2018/wordml" xmlns:w16du="http://schemas.microsoft.com/office/word/2023/wordml/word16du" xmlns:w16sdtdh="http://schemas.microsoft.com/office/word/2020/wordml/sdtdatahash" xmlns:w16se="http://schemas.microsoft.com/office/word/2015/wordml/symex" xmlns:wpg="http://schemas.microsoft.com/office/word/2010/wordprocessingGroup" xmlns:wpi="http://schemas.microsoft.com/office/word/2010/wordprocessingInk" xmlns:wne="http://schemas.microsoft.com/office/word/2006/wordml" xmlns:wps="http://schemas.microsoft.com/office/word/2010/wordprocessingShape" mc:Ignorable="w14 w15 w16se w16cid w16 w16cex w16sdtdh w16du wp14">
+<w:hdr xmlns:wpc="http://schemas.microsoft.com/office/word/2010/wordprocessingCanvas" xmlns:cx="http://schemas.microsoft.com/office/drawing/2014/chartex" xmlns:cx1="http://schemas.microsoft.com/office/drawing/2015/9/8/chartex" xmlns:cx2="http://schemas.microsoft.com/office/drawing/2015/10/21/chartex" xmlns:cx3="http://schemas.microsoft.com/office/drawing/2016/5/9/chartex" xmlns:cx4="http://schemas.microsoft.com/office/drawing/2016/5/10/chartex" xmlns:cx5="http://schemas.microsoft.com/office/drawing/2016/5/11/chartex" xmlns:cx6="http://schemas.microsoft.com/office/drawing/2016/5/12/chartex" xmlns:cx7="http://schemas.microsoft.com/office/drawing/2016/5/13/chartex" xmlns:cx8="http://schemas.microsoft.com/office/drawing/2016/5/14/chartex" xmlns:mc="http://schemas.openxmlformats.org/markup-compatibility/2006" xmlns:aink="http://schemas.microsoft.com/office/drawing/2016/ink" xmlns:am3d="http://schemas.microsoft.com/office/drawing/2017/model3d" xmlns:o="urn:schemas-microsoft-com:office:office" xmlns:oel="http://schemas.microsoft.com/office/2019/extlst" xmlns:r="http://schemas.openxmlformats.org/officeDocument/2006/relationships" xmlns:m="http://schemas.openxmlformats.org/officeDocument/2006/math" xmlns:v="urn:schemas-microsoft-com:vml" xmlns:wp14="http://schemas.microsoft.com/office/word/2010/wordprocessingDrawing" xmlns:wp="http://schemas.openxmlformats.org/drawingml/2006/wordprocessingDrawing" xmlns:w10="urn:schemas-microsoft-com:office:word" xmlns:w="http://schemas.openxmlformats.org/wordprocessingml/2006/main" xmlns:w14="http://schemas.microsoft.com/office/word/2010/wordml" xmlns:w15="http://schemas.microsoft.com/office/word/2012/wordml" xmlns:w16cex="http://schemas.microsoft.com/office/word/2018/wordml/cex" xmlns:w16cid="http://schemas.microsoft.com/office/word/2016/wordml/cid" xmlns:w16="http://schemas.microsoft.com/office/word/2018/wordml" xmlns:w16du="http://schemas.microsoft.com/office/word/2023/wordml/word16du" xmlns:w16sdtdh="http://schemas.microsoft.com/office/word/2020/wordml/sdtdatahash" xmlns:w16sdtfl="http://schemas.microsoft.com/office/word/2024/wordml/sdtformatlock" xmlns:w16se="http://schemas.microsoft.com/office/word/2015/wordml/symex" xmlns:wpg="http://schemas.microsoft.com/office/word/2010/wordprocessingGroup" xmlns:wpi="http://schemas.microsoft.com/office/word/2010/wordprocessingInk" xmlns:wne="http://schemas.microsoft.com/office/word/2006/wordml" xmlns:wps="http://schemas.microsoft.com/office/word/2010/wordprocessingShape" mc:Ignorable="w14 w15 w16se w16cid w16 w16cex w16sdtdh w16sdtfl w16du wp14">
   <w:p>
     <w:pPr>
       <w:pStyle w:val="Header"/>
@@ -1748,7 +1820,7 @@
 </file>
 
 <file path=word/header2.xml><?xml version="1.0" encoding="utf-8"?>
-<w:hdr xmlns:wpc="http://schemas.microsoft.com/office/word/2010/wordprocessingCanvas" xmlns:cx="http://schemas.microsoft.com/office/drawing/2014/chartex" xmlns:cx1="http://schemas.microsoft.com/office/drawing/2015/9/8/chartex" xmlns:cx2="http://schemas.microsoft.com/office/drawing/2015/10/21/chartex" xmlns:cx3="http://schemas.microsoft.com/office/drawing/2016/5/9/chartex" xmlns:cx4="http://schemas.microsoft.com/office/drawing/2016/5/10/chartex" xmlns:cx5="http://schemas.microsoft.com/office/drawing/2016/5/11/chartex" xmlns:cx6="http://schemas.microsoft.com/office/drawing/2016/5/12/chartex" xmlns:cx7="http://schemas.microsoft.com/office/drawing/2016/5/13/chartex" xmlns:cx8="http://schemas.microsoft.com/office/drawing/2016/5/14/chartex" xmlns:mc="http://schemas.openxmlformats.org/markup-compatibility/2006" xmlns:aink="http://schemas.microsoft.com/office/drawing/2016/ink" xmlns:am3d="http://schemas.microsoft.com/office/drawing/2017/model3d" xmlns:o="urn:schemas-microsoft-com:office:office" xmlns:oel="http://schemas.microsoft.com/office/2019/extlst" xmlns:r="http://schemas.openxmlformats.org/officeDocument/2006/relationships" xmlns:m="http://schemas.openxmlformats.org/officeDocument/2006/math" xmlns:v="urn:schemas-microsoft-com:vml" xmlns:wp14="http://schemas.microsoft.com/office/word/2010/wordprocessingDrawing" xmlns:wp="http://schemas.openxmlformats.org/drawingml/2006/wordprocessingDrawing" xmlns:w10="urn:schemas-microsoft-com:office:word" xmlns:w="http://schemas.openxmlformats.org/wordprocessingml/2006/main" xmlns:w14="http://schemas.microsoft.com/office/word/2010/wordml" xmlns:w15="http://schemas.microsoft.com/office/word/2012/wordml" xmlns:w16cex="http://schemas.microsoft.com/office/word/2018/wordml/cex" xmlns:w16cid="http://schemas.microsoft.com/office/word/2016/wordml/cid" xmlns:w16="http://schemas.microsoft.com/office/word/2018/wordml" xmlns:w16du="http://schemas.microsoft.com/office/word/2023/wordml/word16du" xmlns:w16sdtdh="http://schemas.microsoft.com/office/word/2020/wordml/sdtdatahash" xmlns:w16se="http://schemas.microsoft.com/office/word/2015/wordml/symex" xmlns:wpg="http://schemas.microsoft.com/office/word/2010/wordprocessingGroup" xmlns:wpi="http://schemas.microsoft.com/office/word/2010/wordprocessingInk" xmlns:wne="http://schemas.microsoft.com/office/word/2006/wordml" xmlns:wps="http://schemas.microsoft.com/office/word/2010/wordprocessingShape" mc:Ignorable="w14 w15 w16se w16cid w16 w16cex w16sdtdh w16du wp14">
+<w:hdr xmlns:wpc="http://schemas.microsoft.com/office/word/2010/wordprocessingCanvas" xmlns:cx="http://schemas.microsoft.com/office/drawing/2014/chartex" xmlns:cx1="http://schemas.microsoft.com/office/drawing/2015/9/8/chartex" xmlns:cx2="http://schemas.microsoft.com/office/drawing/2015/10/21/chartex" xmlns:cx3="http://schemas.microsoft.com/office/drawing/2016/5/9/chartex" xmlns:cx4="http://schemas.microsoft.com/office/drawing/2016/5/10/chartex" xmlns:cx5="http://schemas.microsoft.com/office/drawing/2016/5/11/chartex" xmlns:cx6="http://schemas.microsoft.com/office/drawing/2016/5/12/chartex" xmlns:cx7="http://schemas.microsoft.com/office/drawing/2016/5/13/chartex" xmlns:cx8="http://schemas.microsoft.com/office/drawing/2016/5/14/chartex" xmlns:mc="http://schemas.openxmlformats.org/markup-compatibility/2006" xmlns:aink="http://schemas.microsoft.com/office/drawing/2016/ink" xmlns:am3d="http://schemas.microsoft.com/office/drawing/2017/model3d" xmlns:o="urn:schemas-microsoft-com:office:office" xmlns:oel="http://schemas.microsoft.com/office/2019/extlst" xmlns:r="http://schemas.openxmlformats.org/officeDocument/2006/relationships" xmlns:m="http://schemas.openxmlformats.org/officeDocument/2006/math" xmlns:v="urn:schemas-microsoft-com:vml" xmlns:wp14="http://schemas.microsoft.com/office/word/2010/wordprocessingDrawing" xmlns:wp="http://schemas.openxmlformats.org/drawingml/2006/wordprocessingDrawing" xmlns:w10="urn:schemas-microsoft-com:office:word" xmlns:w="http://schemas.openxmlformats.org/wordprocessingml/2006/main" xmlns:w14="http://schemas.microsoft.com/office/word/2010/wordml" xmlns:w15="http://schemas.microsoft.com/office/word/2012/wordml" xmlns:w16cex="http://schemas.microsoft.com/office/word/2018/wordml/cex" xmlns:w16cid="http://schemas.microsoft.com/office/word/2016/wordml/cid" xmlns:w16="http://schemas.microsoft.com/office/word/2018/wordml" xmlns:w16du="http://schemas.microsoft.com/office/word/2023/wordml/word16du" xmlns:w16sdtdh="http://schemas.microsoft.com/office/word/2020/wordml/sdtdatahash" xmlns:w16sdtfl="http://schemas.microsoft.com/office/word/2024/wordml/sdtformatlock" xmlns:w16se="http://schemas.microsoft.com/office/word/2015/wordml/symex" xmlns:wpg="http://schemas.microsoft.com/office/word/2010/wordprocessingGroup" xmlns:wpi="http://schemas.microsoft.com/office/word/2010/wordprocessingInk" xmlns:wne="http://schemas.microsoft.com/office/word/2006/wordml" xmlns:wps="http://schemas.microsoft.com/office/word/2010/wordprocessingShape" mc:Ignorable="w14 w15 w16se w16cid w16 w16cex w16sdtdh w16sdtfl w16du wp14">
   <w:p>
     <w:pPr>
       <w:pStyle w:val="Header"/>
@@ -1764,8 +1836,6 @@
     </w:r>
     <w:r>
       <w:tab/>
-    </w:r>
-    <w:r>
       <w:t>KW/20</w:t>
     </w:r>
     <w:r>
@@ -1779,7 +1849,7 @@
 </file>
 
 <file path=word/header3.xml><?xml version="1.0" encoding="utf-8"?>
-<w:hdr xmlns:wpc="http://schemas.microsoft.com/office/word/2010/wordprocessingCanvas" xmlns:cx="http://schemas.microsoft.com/office/drawing/2014/chartex" xmlns:cx1="http://schemas.microsoft.com/office/drawing/2015/9/8/chartex" xmlns:cx2="http://schemas.microsoft.com/office/drawing/2015/10/21/chartex" xmlns:cx3="http://schemas.microsoft.com/office/drawing/2016/5/9/chartex" xmlns:cx4="http://schemas.microsoft.com/office/drawing/2016/5/10/chartex" xmlns:cx5="http://schemas.microsoft.com/office/drawing/2016/5/11/chartex" xmlns:cx6="http://schemas.microsoft.com/office/drawing/2016/5/12/chartex" xmlns:cx7="http://schemas.microsoft.com/office/drawing/2016/5/13/chartex" xmlns:cx8="http://schemas.microsoft.com/office/drawing/2016/5/14/chartex" xmlns:mc="http://schemas.openxmlformats.org/markup-compatibility/2006" xmlns:aink="http://schemas.microsoft.com/office/drawing/2016/ink" xmlns:am3d="http://schemas.microsoft.com/office/drawing/2017/model3d" xmlns:o="urn:schemas-microsoft-com:office:office" xmlns:oel="http://schemas.microsoft.com/office/2019/extlst" xmlns:r="http://schemas.openxmlformats.org/officeDocument/2006/relationships" xmlns:m="http://schemas.openxmlformats.org/officeDocument/2006/math" xmlns:v="urn:schemas-microsoft-com:vml" xmlns:wp14="http://schemas.microsoft.com/office/word/2010/wordprocessingDrawing" xmlns:wp="http://schemas.openxmlformats.org/drawingml/2006/wordprocessingDrawing" xmlns:w10="urn:schemas-microsoft-com:office:word" xmlns:w="http://schemas.openxmlformats.org/wordprocessingml/2006/main" xmlns:w14="http://schemas.microsoft.com/office/word/2010/wordml" xmlns:w15="http://schemas.microsoft.com/office/word/2012/wordml" xmlns:w16cex="http://schemas.microsoft.com/office/word/2018/wordml/cex" xmlns:w16cid="http://schemas.microsoft.com/office/word/2016/wordml/cid" xmlns:w16="http://schemas.microsoft.com/office/word/2018/wordml" xmlns:w16du="http://schemas.microsoft.com/office/word/2023/wordml/word16du" xmlns:w16sdtdh="http://schemas.microsoft.com/office/word/2020/wordml/sdtdatahash" xmlns:w16se="http://schemas.microsoft.com/office/word/2015/wordml/symex" xmlns:wpg="http://schemas.microsoft.com/office/word/2010/wordprocessingGroup" xmlns:wpi="http://schemas.microsoft.com/office/word/2010/wordprocessingInk" xmlns:wne="http://schemas.microsoft.com/office/word/2006/wordml" xmlns:wps="http://schemas.microsoft.com/office/word/2010/wordprocessingShape" mc:Ignorable="w14 w15 w16se w16cid w16 w16cex w16sdtdh w16du wp14">
+<w:hdr xmlns:wpc="http://schemas.microsoft.com/office/word/2010/wordprocessingCanvas" xmlns:cx="http://schemas.microsoft.com/office/drawing/2014/chartex" xmlns:cx1="http://schemas.microsoft.com/office/drawing/2015/9/8/chartex" xmlns:cx2="http://schemas.microsoft.com/office/drawing/2015/10/21/chartex" xmlns:cx3="http://schemas.microsoft.com/office/drawing/2016/5/9/chartex" xmlns:cx4="http://schemas.microsoft.com/office/drawing/2016/5/10/chartex" xmlns:cx5="http://schemas.microsoft.com/office/drawing/2016/5/11/chartex" xmlns:cx6="http://schemas.microsoft.com/office/drawing/2016/5/12/chartex" xmlns:cx7="http://schemas.microsoft.com/office/drawing/2016/5/13/chartex" xmlns:cx8="http://schemas.microsoft.com/office/drawing/2016/5/14/chartex" xmlns:mc="http://schemas.openxmlformats.org/markup-compatibility/2006" xmlns:aink="http://schemas.microsoft.com/office/drawing/2016/ink" xmlns:am3d="http://schemas.microsoft.com/office/drawing/2017/model3d" xmlns:o="urn:schemas-microsoft-com:office:office" xmlns:oel="http://schemas.microsoft.com/office/2019/extlst" xmlns:r="http://schemas.openxmlformats.org/officeDocument/2006/relationships" xmlns:m="http://schemas.openxmlformats.org/officeDocument/2006/math" xmlns:v="urn:schemas-microsoft-com:vml" xmlns:wp14="http://schemas.microsoft.com/office/word/2010/wordprocessingDrawing" xmlns:wp="http://schemas.openxmlformats.org/drawingml/2006/wordprocessingDrawing" xmlns:w10="urn:schemas-microsoft-com:office:word" xmlns:w="http://schemas.openxmlformats.org/wordprocessingml/2006/main" xmlns:w14="http://schemas.microsoft.com/office/word/2010/wordml" xmlns:w15="http://schemas.microsoft.com/office/word/2012/wordml" xmlns:w16cex="http://schemas.microsoft.com/office/word/2018/wordml/cex" xmlns:w16cid="http://schemas.microsoft.com/office/word/2016/wordml/cid" xmlns:w16="http://schemas.microsoft.com/office/word/2018/wordml" xmlns:w16du="http://schemas.microsoft.com/office/word/2023/wordml/word16du" xmlns:w16sdtdh="http://schemas.microsoft.com/office/word/2020/wordml/sdtdatahash" xmlns:w16sdtfl="http://schemas.microsoft.com/office/word/2024/wordml/sdtformatlock" xmlns:w16se="http://schemas.microsoft.com/office/word/2015/wordml/symex" xmlns:wpg="http://schemas.microsoft.com/office/word/2010/wordprocessingGroup" xmlns:wpi="http://schemas.microsoft.com/office/word/2010/wordprocessingInk" xmlns:wne="http://schemas.microsoft.com/office/word/2006/wordml" xmlns:wps="http://schemas.microsoft.com/office/word/2010/wordprocessingShape" mc:Ignorable="w14 w15 w16se w16cid w16 w16cex w16sdtdh w16sdtfl w16du wp14">
   <w:p>
     <w:pPr>
       <w:pStyle w:val="Header"/>
@@ -1789,7 +1859,7 @@
 </file>
 
 <file path=word/styles.xml><?xml version="1.0" encoding="utf-8"?>
-<w:styles xmlns:mc="http://schemas.openxmlformats.org/markup-compatibility/2006" xmlns:r="http://schemas.openxmlformats.org/officeDocument/2006/relationships" xmlns:w="http://schemas.openxmlformats.org/wordprocessingml/2006/main" xmlns:w14="http://schemas.microsoft.com/office/word/2010/wordml" xmlns:w15="http://schemas.microsoft.com/office/word/2012/wordml" xmlns:w16cex="http://schemas.microsoft.com/office/word/2018/wordml/cex" xmlns:w16cid="http://schemas.microsoft.com/office/word/2016/wordml/cid" xmlns:w16="http://schemas.microsoft.com/office/word/2018/wordml" xmlns:w16du="http://schemas.microsoft.com/office/word/2023/wordml/word16du" xmlns:w16sdtdh="http://schemas.microsoft.com/office/word/2020/wordml/sdtdatahash" xmlns:w16se="http://schemas.microsoft.com/office/word/2015/wordml/symex" mc:Ignorable="w14 w15 w16se w16cid w16 w16cex w16sdtdh w16du">
+<w:styles xmlns:mc="http://schemas.openxmlformats.org/markup-compatibility/2006" xmlns:r="http://schemas.openxmlformats.org/officeDocument/2006/relationships" xmlns:w="http://schemas.openxmlformats.org/wordprocessingml/2006/main" xmlns:w14="http://schemas.microsoft.com/office/word/2010/wordml" xmlns:w15="http://schemas.microsoft.com/office/word/2012/wordml" xmlns:w16cex="http://schemas.microsoft.com/office/word/2018/wordml/cex" xmlns:w16cid="http://schemas.microsoft.com/office/word/2016/wordml/cid" xmlns:w16="http://schemas.microsoft.com/office/word/2018/wordml" xmlns:w16du="http://schemas.microsoft.com/office/word/2023/wordml/word16du" xmlns:w16sdtdh="http://schemas.microsoft.com/office/word/2020/wordml/sdtdatahash" xmlns:w16sdtfl="http://schemas.microsoft.com/office/word/2024/wordml/sdtformatlock" xmlns:w16se="http://schemas.microsoft.com/office/word/2015/wordml/symex" mc:Ignorable="w14 w15 w16se w16cid w16 w16cex w16sdtdh w16sdtfl w16du">
   <w:docDefaults>
     <w:rPrDefault>
       <w:rPr>
@@ -2624,6 +2694,15 @@
 </file>
 
 <file path=customXml/item1.xml><?xml version="1.0" encoding="utf-8"?>
+<?mso-contentType ?>
+<FormTemplates xmlns="http://schemas.microsoft.com/sharepoint/v3/contenttype/forms">
+  <Display>DocumentLibraryForm</Display>
+  <Edit>DocumentLibraryForm</Edit>
+  <New>DocumentLibraryForm</New>
+</FormTemplates>
+</file>
+
+<file path=customXml/item2.xml><?xml version="1.0" encoding="utf-8"?>
 <ct:contentTypeSchema xmlns:ct="http://schemas.microsoft.com/office/2006/metadata/contentType" xmlns:ma="http://schemas.microsoft.com/office/2006/metadata/properties/metaAttributes" ct:_="" ma:_="" ma:contentTypeName="Dokument" ma:contentTypeID="0x01010019FA6DCA9EA21140BD12C0FF6DF679DB" ma:contentTypeVersion="17" ma:contentTypeDescription="Ein neues Dokument erstellen." ma:contentTypeScope="" ma:versionID="8a5d5dee150580738e0107af03c8b6f3">
   <xsd:schema xmlns:xsd="http://www.w3.org/2001/XMLSchema" xmlns:xs="http://www.w3.org/2001/XMLSchema" xmlns:p="http://schemas.microsoft.com/office/2006/metadata/properties" xmlns:ns2="e44a9747-7dd0-4f64-a73f-744242a42e6e" xmlns:ns3="a89aceca-fff1-4acb-93a5-9ad8ebd1f9ca" targetNamespace="http://schemas.microsoft.com/office/2006/metadata/properties" ma:root="true" ma:fieldsID="81023c8d53d325720340c18c14349c26" ns2:_="" ns3:_="">
     <xsd:import namespace="e44a9747-7dd0-4f64-a73f-744242a42e6e"/>
@@ -2878,15 +2957,6 @@
 </ct:contentTypeSchema>
 </file>
 
-<file path=customXml/item2.xml><?xml version="1.0" encoding="utf-8"?>
-<?mso-contentType ?>
-<FormTemplates xmlns="http://schemas.microsoft.com/sharepoint/v3/contenttype/forms">
-  <Display>DocumentLibraryForm</Display>
-  <Edit>DocumentLibraryForm</Edit>
-  <New>DocumentLibraryForm</New>
-</FormTemplates>
-</file>
-
 <file path=customXml/item3.xml><?xml version="1.0" encoding="utf-8"?>
 <p:properties xmlns:p="http://schemas.microsoft.com/office/2006/metadata/properties" xmlns:xsi="http://www.w3.org/2001/XMLSchema-instance" xmlns:pc="http://schemas.microsoft.com/office/infopath/2007/PartnerControls">
   <documentManagement>
@@ -2903,6 +2973,14 @@
 </file>
 
 <file path=customXml/itemProps1.xml><?xml version="1.0" encoding="utf-8"?>
+<ds:datastoreItem xmlns:ds="http://schemas.openxmlformats.org/officeDocument/2006/customXml" ds:itemID="{53BE9104-2114-4375-AE85-19E83232EAE2}">
+  <ds:schemaRefs>
+    <ds:schemaRef ds:uri="http://schemas.microsoft.com/sharepoint/v3/contenttype/forms"/>
+  </ds:schemaRefs>
+</ds:datastoreItem>
+</file>
+
+<file path=customXml/itemProps2.xml><?xml version="1.0" encoding="utf-8"?>
 <ds:datastoreItem xmlns:ds="http://schemas.openxmlformats.org/officeDocument/2006/customXml" ds:itemID="{B58BF8D7-E553-4C06-B49D-D1BCEEAC5133}">
   <ds:schemaRefs>
     <ds:schemaRef ds:uri="http://schemas.microsoft.com/office/2006/metadata/contentType"/>
@@ -2921,14 +2999,6 @@
 </ds:datastoreItem>
 </file>
 
-<file path=customXml/itemProps2.xml><?xml version="1.0" encoding="utf-8"?>
-<ds:datastoreItem xmlns:ds="http://schemas.openxmlformats.org/officeDocument/2006/customXml" ds:itemID="{53BE9104-2114-4375-AE85-19E83232EAE2}">
-  <ds:schemaRefs>
-    <ds:schemaRef ds:uri="http://schemas.microsoft.com/sharepoint/v3/contenttype/forms"/>
-  </ds:schemaRefs>
-</ds:datastoreItem>
-</file>
-
 <file path=customXml/itemProps3.xml><?xml version="1.0" encoding="utf-8"?>
 <ds:datastoreItem xmlns:ds="http://schemas.openxmlformats.org/officeDocument/2006/customXml" ds:itemID="{17CC6626-18FB-412F-9AF3-259BD812C9B0}">
   <ds:schemaRefs>
